--- a/testakten/schulrecht-inklusion-ordnungsmasnahme-schulwechsel-lindenhof/02-zeitstrahl-fristen-und-verfahrensstand.docx
+++ b/testakten/schulrecht-inklusion-ordnungsmasnahme-schulwechsel-lindenhof/02-zeitstrahl-fristen-und-verfahrensstand.docx
@@ -2,65 +2,2418 @@
 <file path=word/document.xml><?xml version="1.0" encoding="utf-8"?>
 <w:document xmlns:wpc="http://schemas.microsoft.com/office/word/2010/wordprocessingCanvas" xmlns:mo="http://schemas.microsoft.com/office/mac/office/2008/main" xmlns:mc="http://schemas.openxmlformats.org/markup-compatibility/2006" xmlns:mv="urn:schemas-microsoft-com:mac:vml" xmlns:o="urn:schemas-microsoft-com:office:office" xmlns:r="http://schemas.openxmlformats.org/officeDocument/2006/relationships" xmlns:m="http://schemas.openxmlformats.org/officeDocument/2006/math" xmlns:v="urn:schemas-microsoft-com:vml" xmlns:wp14="http://schemas.microsoft.com/office/word/2010/wordprocessingDrawing" xmlns:wp="http://schemas.openxmlformats.org/drawingml/2006/wordprocessingDrawing" xmlns:w10="urn:schemas-microsoft-com:office:word" xmlns:w="http://schemas.openxmlformats.org/wordprocessingml/2006/main" xmlns:w14="http://schemas.microsoft.com/office/word/2010/wordml" xmlns:wpg="http://schemas.microsoft.com/office/word/2010/wordprocessingGroup" xmlns:wpi="http://schemas.microsoft.com/office/word/2010/wordprocessingInk" xmlns:wne="http://schemas.microsoft.com/office/word/2006/wordml" xmlns:wps="http://schemas.microsoft.com/office/word/2010/wordprocessingShape" mc:Ignorable="w14 wp14">
   <w:body>
+    <w:tbl>
+      <w:tblPr>
+        <w:tblW w:type="auto" w:w="0"/>
+        <w:tblLayout w:type="fixed"/>
+        <w:tblLook w:firstColumn="1" w:firstRow="1" w:lastColumn="0" w:lastRow="0" w:noHBand="0" w:noVBand="1" w:val="04A0"/>
+      </w:tblPr>
+      <w:tblGrid>
+        <w:gridCol w:w="6520"/>
+        <w:gridCol w:w="2948"/>
+      </w:tblGrid>
+      <w:tr>
+        <w:tc>
+          <w:tcPr>
+            <w:tcW w:type="dxa" w:w="4790"/>
+            <w:tcMar>
+              <w:top w:w="0" w:type="dxa"/>
+              <w:start w:w="0" w:type="dxa"/>
+              <w:bottom w:w="80" w:type="dxa"/>
+              <w:end w:w="80" w:type="dxa"/>
+            </w:tcMar>
+          </w:tcPr>
+          <w:p>
+            <w:pPr>
+              <w:spacing w:after="20"/>
+            </w:pPr>
+            <w:r>
+              <w:rPr>
+                <w:b/>
+                <w:color w:val="17324D"/>
+                <w:sz w:val="24"/>
+              </w:rPr>
+              <w:t>KANZLEI LINDEMARK · VERWALTUNGSRECHT</w:t>
+            </w:r>
+          </w:p>
+          <w:p>
+            <w:pPr>
+              <w:spacing w:after="0"/>
+            </w:pPr>
+            <w:r>
+              <w:rPr>
+                <w:color w:val="59636B"/>
+                <w:sz w:val="16"/>
+              </w:rPr>
+              <w:t>Aachener Straße 402 · 50933 Köln · Telefon 0221 949 27 80 · Fax 0221 949 27 89</w:t>
+            </w:r>
+          </w:p>
+          <w:p>
+            <w:pPr>
+              <w:spacing w:after="0"/>
+            </w:pPr>
+            <w:r>
+              <w:rPr>
+                <w:color w:val="59636B"/>
+                <w:sz w:val="16"/>
+              </w:rPr>
+              <w:t>post@lindemark-verwaltungsrecht.de · Fremdgeldkonto DE44 3704 0044 0531 9020 00</w:t>
+            </w:r>
+          </w:p>
+        </w:tc>
+        <w:tc>
+          <w:tcPr>
+            <w:tcW w:type="dxa" w:w="4790"/>
+            <w:tcMar>
+              <w:top w:w="0" w:type="dxa"/>
+              <w:start w:w="80" w:type="dxa"/>
+              <w:bottom w:w="80" w:type="dxa"/>
+              <w:end w:w="0" w:type="dxa"/>
+            </w:tcMar>
+          </w:tcPr>
+          <w:p>
+            <w:pPr>
+              <w:jc w:val="right"/>
+            </w:pPr>
+            <w:r>
+              <w:rPr>
+                <w:b/>
+                <w:color w:val="2E668B"/>
+                <w:sz w:val="18"/>
+              </w:rPr>
+              <w:t>CHRONOLOGIE UND FRISTEN</w:t>
+            </w:r>
+          </w:p>
+        </w:tc>
+      </w:tr>
+    </w:tbl>
+    <w:p>
+      <w:pPr>
+        <w:spacing w:after="160"/>
+        <w:pBdr>
+          <w:bottom w:val="single" w:sz="10" w:space="1" w:color="2E668B"/>
+        </w:pBdr>
+      </w:pPr>
+    </w:p>
+    <w:p>
+      <w:pPr>
+        <w:pStyle w:val="Title"/>
+      </w:pPr>
+      <w:r>
+        <w:t>Chronologie Amalia Reben</w:t>
+      </w:r>
+    </w:p>
+    <w:p>
+      <w:pPr>
+        <w:spacing w:after="180"/>
+      </w:pPr>
+      <w:r>
+        <w:rPr>
+          <w:b/>
+          <w:color w:val="2E668B"/>
+        </w:rPr>
+        <w:t>Lindenhof-Gymnasium · Stand 29. Mai 2026</w:t>
+      </w:r>
+    </w:p>
+    <w:tbl>
+      <w:tblPr>
+        <w:tblW w:type="auto" w:w="0"/>
+        <w:tblLayout w:type="fixed"/>
+        <w:tblLook w:firstColumn="1" w:firstRow="1" w:lastColumn="0" w:lastRow="0" w:noHBand="0" w:noVBand="1" w:val="04A0"/>
+      </w:tblPr>
+      <w:tblGrid>
+        <w:gridCol w:w="2268"/>
+        <w:gridCol w:w="7200"/>
+      </w:tblGrid>
+      <w:tr>
+        <w:tc>
+          <w:tcPr>
+            <w:tcW w:type="dxa" w:w="2268"/>
+            <w:shd w:fill="EAF1F5"/>
+            <w:tcMar>
+              <w:top w:w="90" w:type="dxa"/>
+              <w:start w:w="90" w:type="dxa"/>
+              <w:bottom w:w="90" w:type="dxa"/>
+              <w:end w:w="90" w:type="dxa"/>
+            </w:tcMar>
+            <w:vAlign w:val="center"/>
+          </w:tcPr>
+          <w:p>
+            <w:pPr>
+              <w:spacing w:after="0"/>
+            </w:pPr>
+            <w:r>
+              <w:rPr>
+                <w:b/>
+                <w:sz w:val="18"/>
+              </w:rPr>
+              <w:t>Kontrolle</w:t>
+            </w:r>
+          </w:p>
+        </w:tc>
+        <w:tc>
+          <w:tcPr>
+            <w:tcW w:type="dxa" w:w="7200"/>
+            <w:tcMar>
+              <w:top w:w="90" w:type="dxa"/>
+              <w:start w:w="90" w:type="dxa"/>
+              <w:bottom w:w="90" w:type="dxa"/>
+              <w:end w:w="90" w:type="dxa"/>
+            </w:tcMar>
+            <w:vAlign w:val="center"/>
+          </w:tcPr>
+          <w:p>
+            <w:pPr>
+              <w:spacing w:after="0"/>
+            </w:pPr>
+            <w:r>
+              <w:rPr>
+                <w:sz w:val="18"/>
+              </w:rPr>
+              <w:t>Dr. Petra Lindemark / Fristenreferat J. Weigand</w:t>
+            </w:r>
+          </w:p>
+        </w:tc>
+      </w:tr>
+      <w:tr>
+        <w:tc>
+          <w:tcPr>
+            <w:tcW w:type="dxa" w:w="2268"/>
+            <w:shd w:fill="EAF1F5"/>
+            <w:tcMar>
+              <w:top w:w="90" w:type="dxa"/>
+              <w:start w:w="90" w:type="dxa"/>
+              <w:bottom w:w="90" w:type="dxa"/>
+              <w:end w:w="90" w:type="dxa"/>
+            </w:tcMar>
+            <w:vAlign w:val="center"/>
+          </w:tcPr>
+          <w:p>
+            <w:pPr>
+              <w:spacing w:after="0"/>
+            </w:pPr>
+            <w:r>
+              <w:rPr>
+                <w:b/>
+                <w:sz w:val="18"/>
+              </w:rPr>
+              <w:t>Grundlage</w:t>
+            </w:r>
+          </w:p>
+        </w:tc>
+        <w:tc>
+          <w:tcPr>
+            <w:tcW w:type="dxa" w:w="7200"/>
+            <w:tcMar>
+              <w:top w:w="90" w:type="dxa"/>
+              <w:start w:w="90" w:type="dxa"/>
+              <w:bottom w:w="90" w:type="dxa"/>
+              <w:end w:w="90" w:type="dxa"/>
+            </w:tcMar>
+            <w:vAlign w:val="center"/>
+          </w:tcPr>
+          <w:p>
+            <w:pPr>
+              <w:spacing w:after="0"/>
+            </w:pPr>
+            <w:r>
+              <w:rPr>
+                <w:sz w:val="18"/>
+              </w:rPr>
+              <w:t>Elterngespräch, Schulschreiben, Portalexport, Chatbilder und Protokollauszug</w:t>
+            </w:r>
+          </w:p>
+        </w:tc>
+      </w:tr>
+      <w:tr>
+        <w:tc>
+          <w:tcPr>
+            <w:tcW w:type="dxa" w:w="2268"/>
+            <w:shd w:fill="EAF1F5"/>
+            <w:tcMar>
+              <w:top w:w="90" w:type="dxa"/>
+              <w:start w:w="90" w:type="dxa"/>
+              <w:bottom w:w="90" w:type="dxa"/>
+              <w:end w:w="90" w:type="dxa"/>
+            </w:tcMar>
+            <w:vAlign w:val="center"/>
+          </w:tcPr>
+          <w:p>
+            <w:pPr>
+              <w:spacing w:after="0"/>
+            </w:pPr>
+            <w:r>
+              <w:rPr>
+                <w:b/>
+                <w:sz w:val="18"/>
+              </w:rPr>
+              <w:t>Vorbehalt</w:t>
+            </w:r>
+          </w:p>
+        </w:tc>
+        <w:tc>
+          <w:tcPr>
+            <w:tcW w:type="dxa" w:w="7200"/>
+            <w:tcMar>
+              <w:top w:w="90" w:type="dxa"/>
+              <w:start w:w="90" w:type="dxa"/>
+              <w:bottom w:w="90" w:type="dxa"/>
+              <w:end w:w="90" w:type="dxa"/>
+            </w:tcMar>
+            <w:vAlign w:val="center"/>
+          </w:tcPr>
+          <w:p>
+            <w:pPr>
+              <w:spacing w:after="0"/>
+            </w:pPr>
+            <w:r>
+              <w:rPr>
+                <w:sz w:val="18"/>
+              </w:rPr>
+              <w:t>Fristbeginn und Rechtsqualität nach vollständiger Schulakte erneut bestimmen</w:t>
+            </w:r>
+          </w:p>
+        </w:tc>
+      </w:tr>
+    </w:tbl>
+    <w:p>
+      <w:pPr>
+        <w:spacing w:after="20"/>
+      </w:pPr>
+    </w:p>
     <w:p>
       <w:pPr>
         <w:pStyle w:val="Heading1"/>
       </w:pPr>
       <w:r>
-        <w:rPr>
-          <w:rFonts w:ascii="Times New Roman" w:hAnsi="Times New Roman"/>
-        </w:rPr>
-        <w:t>Zeitstrahl</w:t>
+        <w:t>1. Ereignislinie</w:t>
+      </w:r>
+    </w:p>
+    <w:tbl>
+      <w:tblPr>
+        <w:tblStyle w:val="TableGrid"/>
+        <w:tblW w:type="auto" w:w="0"/>
+        <w:tblLayout w:type="fixed"/>
+        <w:tblLook w:firstColumn="1" w:firstRow="1" w:lastColumn="0" w:lastRow="0" w:noHBand="0" w:noVBand="1" w:val="04A0"/>
+      </w:tblPr>
+      <w:tblGrid>
+        <w:gridCol w:w="1701"/>
+        <w:gridCol w:w="2948"/>
+        <w:gridCol w:w="2494"/>
+        <w:gridCol w:w="2494"/>
+      </w:tblGrid>
+      <w:tr>
+        <w:tc>
+          <w:tcPr>
+            <w:tcW w:type="dxa" w:w="2395"/>
+            <w:shd w:fill="17324D"/>
+            <w:tcMar>
+              <w:top w:w="90" w:type="dxa"/>
+              <w:start w:w="90" w:type="dxa"/>
+              <w:bottom w:w="90" w:type="dxa"/>
+              <w:end w:w="90" w:type="dxa"/>
+            </w:tcMar>
+          </w:tcPr>
+          <w:p>
+            <w:r>
+              <w:rPr>
+                <w:b/>
+                <w:color w:val="FFFFFF"/>
+                <w:sz w:val="17"/>
+              </w:rPr>
+              <w:t>Datum</w:t>
+            </w:r>
+          </w:p>
+        </w:tc>
+        <w:tc>
+          <w:tcPr>
+            <w:tcW w:type="dxa" w:w="2395"/>
+            <w:shd w:fill="17324D"/>
+            <w:tcMar>
+              <w:top w:w="90" w:type="dxa"/>
+              <w:start w:w="90" w:type="dxa"/>
+              <w:bottom w:w="90" w:type="dxa"/>
+              <w:end w:w="90" w:type="dxa"/>
+            </w:tcMar>
+          </w:tcPr>
+          <w:p>
+            <w:r>
+              <w:rPr>
+                <w:b/>
+                <w:color w:val="FFFFFF"/>
+                <w:sz w:val="17"/>
+              </w:rPr>
+              <w:t>Ereignis</w:t>
+            </w:r>
+          </w:p>
+        </w:tc>
+        <w:tc>
+          <w:tcPr>
+            <w:tcW w:type="dxa" w:w="2395"/>
+            <w:shd w:fill="17324D"/>
+            <w:tcMar>
+              <w:top w:w="90" w:type="dxa"/>
+              <w:start w:w="90" w:type="dxa"/>
+              <w:bottom w:w="90" w:type="dxa"/>
+              <w:end w:w="90" w:type="dxa"/>
+            </w:tcMar>
+          </w:tcPr>
+          <w:p>
+            <w:r>
+              <w:rPr>
+                <w:b/>
+                <w:color w:val="FFFFFF"/>
+                <w:sz w:val="17"/>
+              </w:rPr>
+              <w:t>Quelle</w:t>
+            </w:r>
+          </w:p>
+        </w:tc>
+        <w:tc>
+          <w:tcPr>
+            <w:tcW w:type="dxa" w:w="2395"/>
+            <w:shd w:fill="17324D"/>
+            <w:tcMar>
+              <w:top w:w="90" w:type="dxa"/>
+              <w:start w:w="90" w:type="dxa"/>
+              <w:bottom w:w="90" w:type="dxa"/>
+              <w:end w:w="90" w:type="dxa"/>
+            </w:tcMar>
+          </w:tcPr>
+          <w:p>
+            <w:r>
+              <w:rPr>
+                <w:b/>
+                <w:color w:val="FFFFFF"/>
+                <w:sz w:val="17"/>
+              </w:rPr>
+              <w:t>Offener Punkt</w:t>
+            </w:r>
+          </w:p>
+        </w:tc>
+      </w:tr>
+      <w:tr>
+        <w:tc>
+          <w:tcPr>
+            <w:tcW w:type="dxa" w:w="1701"/>
+            <w:tcMar>
+              <w:top w:w="90" w:type="dxa"/>
+              <w:start w:w="90" w:type="dxa"/>
+              <w:bottom w:w="90" w:type="dxa"/>
+              <w:end w:w="90" w:type="dxa"/>
+            </w:tcMar>
+            <w:vAlign w:val="top"/>
+          </w:tcPr>
+          <w:p>
+            <w:pPr>
+              <w:spacing w:after="0"/>
+            </w:pPr>
+            <w:r>
+              <w:rPr>
+                <w:sz w:val="16"/>
+              </w:rPr>
+              <w:t>12. August 2025</w:t>
+            </w:r>
+          </w:p>
+        </w:tc>
+        <w:tc>
+          <w:tcPr>
+            <w:tcW w:type="dxa" w:w="2948"/>
+            <w:tcMar>
+              <w:top w:w="90" w:type="dxa"/>
+              <w:start w:w="90" w:type="dxa"/>
+              <w:bottom w:w="90" w:type="dxa"/>
+              <w:end w:w="90" w:type="dxa"/>
+            </w:tcMar>
+            <w:vAlign w:val="top"/>
+          </w:tcPr>
+          <w:p>
+            <w:pPr>
+              <w:spacing w:after="0"/>
+            </w:pPr>
+            <w:r>
+              <w:rPr>
+                <w:sz w:val="16"/>
+              </w:rPr>
+              <w:t>Förderplan und LRS-Nachteilsausgleich für das Schuljahr dokumentiert</w:t>
+            </w:r>
+          </w:p>
+        </w:tc>
+        <w:tc>
+          <w:tcPr>
+            <w:tcW w:type="dxa" w:w="2494"/>
+            <w:tcMar>
+              <w:top w:w="90" w:type="dxa"/>
+              <w:start w:w="90" w:type="dxa"/>
+              <w:bottom w:w="90" w:type="dxa"/>
+              <w:end w:w="90" w:type="dxa"/>
+            </w:tcMar>
+            <w:vAlign w:val="top"/>
+          </w:tcPr>
+          <w:p>
+            <w:pPr>
+              <w:spacing w:after="0"/>
+            </w:pPr>
+            <w:r>
+              <w:rPr>
+                <w:sz w:val="16"/>
+              </w:rPr>
+              <w:t>Förderplan</w:t>
+            </w:r>
+          </w:p>
+        </w:tc>
+        <w:tc>
+          <w:tcPr>
+            <w:tcW w:type="dxa" w:w="2494"/>
+            <w:tcMar>
+              <w:top w:w="90" w:type="dxa"/>
+              <w:start w:w="90" w:type="dxa"/>
+              <w:bottom w:w="90" w:type="dxa"/>
+              <w:end w:w="90" w:type="dxa"/>
+            </w:tcMar>
+            <w:vAlign w:val="top"/>
+          </w:tcPr>
+          <w:p>
+            <w:pPr>
+              <w:spacing w:after="0"/>
+            </w:pPr>
+            <w:r>
+              <w:rPr>
+                <w:sz w:val="16"/>
+              </w:rPr>
+              <w:t>Umfang je Fach und Fortschreibung</w:t>
+            </w:r>
+          </w:p>
+        </w:tc>
+      </w:tr>
+      <w:tr>
+        <w:tc>
+          <w:tcPr>
+            <w:tcW w:type="dxa" w:w="1701"/>
+            <w:tcMar>
+              <w:top w:w="90" w:type="dxa"/>
+              <w:start w:w="90" w:type="dxa"/>
+              <w:bottom w:w="90" w:type="dxa"/>
+              <w:end w:w="90" w:type="dxa"/>
+            </w:tcMar>
+            <w:vAlign w:val="top"/>
+            <w:shd w:fill="F5F7F8"/>
+          </w:tcPr>
+          <w:p>
+            <w:pPr>
+              <w:spacing w:after="0"/>
+            </w:pPr>
+            <w:r>
+              <w:rPr>
+                <w:sz w:val="16"/>
+              </w:rPr>
+              <w:t>3. Februar 2026</w:t>
+            </w:r>
+          </w:p>
+        </w:tc>
+        <w:tc>
+          <w:tcPr>
+            <w:tcW w:type="dxa" w:w="2948"/>
+            <w:tcMar>
+              <w:top w:w="90" w:type="dxa"/>
+              <w:start w:w="90" w:type="dxa"/>
+              <w:bottom w:w="90" w:type="dxa"/>
+              <w:end w:w="90" w:type="dxa"/>
+            </w:tcMar>
+            <w:vAlign w:val="top"/>
+            <w:shd w:fill="F5F7F8"/>
+          </w:tcPr>
+          <w:p>
+            <w:pPr>
+              <w:spacing w:after="0"/>
+            </w:pPr>
+            <w:r>
+              <w:rPr>
+                <w:sz w:val="16"/>
+              </w:rPr>
+              <w:t>Erstes protokolliertes Konfliktgespräch in Klasse 8 b</w:t>
+            </w:r>
+          </w:p>
+        </w:tc>
+        <w:tc>
+          <w:tcPr>
+            <w:tcW w:type="dxa" w:w="2494"/>
+            <w:tcMar>
+              <w:top w:w="90" w:type="dxa"/>
+              <w:start w:w="90" w:type="dxa"/>
+              <w:bottom w:w="90" w:type="dxa"/>
+              <w:end w:w="90" w:type="dxa"/>
+            </w:tcMar>
+            <w:vAlign w:val="top"/>
+            <w:shd w:fill="F5F7F8"/>
+          </w:tcPr>
+          <w:p>
+            <w:pPr>
+              <w:spacing w:after="0"/>
+            </w:pPr>
+            <w:r>
+              <w:rPr>
+                <w:sz w:val="16"/>
+              </w:rPr>
+              <w:t>Elternportal</w:t>
+            </w:r>
+          </w:p>
+        </w:tc>
+        <w:tc>
+          <w:tcPr>
+            <w:tcW w:type="dxa" w:w="2494"/>
+            <w:tcMar>
+              <w:top w:w="90" w:type="dxa"/>
+              <w:start w:w="90" w:type="dxa"/>
+              <w:bottom w:w="90" w:type="dxa"/>
+              <w:end w:w="90" w:type="dxa"/>
+            </w:tcMar>
+            <w:vAlign w:val="top"/>
+            <w:shd w:fill="F5F7F8"/>
+          </w:tcPr>
+          <w:p>
+            <w:pPr>
+              <w:spacing w:after="0"/>
+            </w:pPr>
+            <w:r>
+              <w:rPr>
+                <w:sz w:val="16"/>
+              </w:rPr>
+              <w:t>Gesprächsnotiz der Schule fehlt</w:t>
+            </w:r>
+          </w:p>
+        </w:tc>
+      </w:tr>
+      <w:tr>
+        <w:tc>
+          <w:tcPr>
+            <w:tcW w:type="dxa" w:w="1701"/>
+            <w:tcMar>
+              <w:top w:w="90" w:type="dxa"/>
+              <w:start w:w="90" w:type="dxa"/>
+              <w:bottom w:w="90" w:type="dxa"/>
+              <w:end w:w="90" w:type="dxa"/>
+            </w:tcMar>
+            <w:vAlign w:val="top"/>
+          </w:tcPr>
+          <w:p>
+            <w:pPr>
+              <w:spacing w:after="0"/>
+            </w:pPr>
+            <w:r>
+              <w:rPr>
+                <w:sz w:val="16"/>
+              </w:rPr>
+              <w:t>19. März 2026</w:t>
+            </w:r>
+          </w:p>
+        </w:tc>
+        <w:tc>
+          <w:tcPr>
+            <w:tcW w:type="dxa" w:w="2948"/>
+            <w:tcMar>
+              <w:top w:w="90" w:type="dxa"/>
+              <w:start w:w="90" w:type="dxa"/>
+              <w:bottom w:w="90" w:type="dxa"/>
+              <w:end w:w="90" w:type="dxa"/>
+            </w:tcMar>
+            <w:vAlign w:val="top"/>
+          </w:tcPr>
+          <w:p>
+            <w:pPr>
+              <w:spacing w:after="0"/>
+            </w:pPr>
+            <w:r>
+              <w:rPr>
+                <w:sz w:val="16"/>
+              </w:rPr>
+              <w:t>Fachärztliche Stellungnahme zur Aufmerksamkeitsstörung</w:t>
+            </w:r>
+          </w:p>
+        </w:tc>
+        <w:tc>
+          <w:tcPr>
+            <w:tcW w:type="dxa" w:w="2494"/>
+            <w:tcMar>
+              <w:top w:w="90" w:type="dxa"/>
+              <w:start w:w="90" w:type="dxa"/>
+              <w:bottom w:w="90" w:type="dxa"/>
+              <w:end w:w="90" w:type="dxa"/>
+            </w:tcMar>
+            <w:vAlign w:val="top"/>
+          </w:tcPr>
+          <w:p>
+            <w:pPr>
+              <w:spacing w:after="0"/>
+            </w:pPr>
+            <w:r>
+              <w:rPr>
+                <w:sz w:val="16"/>
+              </w:rPr>
+              <w:t>Kopie der Eltern</w:t>
+            </w:r>
+          </w:p>
+        </w:tc>
+        <w:tc>
+          <w:tcPr>
+            <w:tcW w:type="dxa" w:w="2494"/>
+            <w:tcMar>
+              <w:top w:w="90" w:type="dxa"/>
+              <w:start w:w="90" w:type="dxa"/>
+              <w:bottom w:w="90" w:type="dxa"/>
+              <w:end w:w="90" w:type="dxa"/>
+            </w:tcMar>
+            <w:vAlign w:val="top"/>
+          </w:tcPr>
+          <w:p>
+            <w:pPr>
+              <w:spacing w:after="0"/>
+            </w:pPr>
+            <w:r>
+              <w:rPr>
+                <w:sz w:val="16"/>
+              </w:rPr>
+              <w:t>Eingang bei Schule und konkrete Empfehlung</w:t>
+            </w:r>
+          </w:p>
+        </w:tc>
+      </w:tr>
+      <w:tr>
+        <w:tc>
+          <w:tcPr>
+            <w:tcW w:type="dxa" w:w="1701"/>
+            <w:tcMar>
+              <w:top w:w="90" w:type="dxa"/>
+              <w:start w:w="90" w:type="dxa"/>
+              <w:bottom w:w="90" w:type="dxa"/>
+              <w:end w:w="90" w:type="dxa"/>
+            </w:tcMar>
+            <w:vAlign w:val="top"/>
+            <w:shd w:fill="F5F7F8"/>
+          </w:tcPr>
+          <w:p>
+            <w:pPr>
+              <w:spacing w:after="0"/>
+            </w:pPr>
+            <w:r>
+              <w:rPr>
+                <w:sz w:val="16"/>
+              </w:rPr>
+              <w:t>11. April 2026</w:t>
+            </w:r>
+          </w:p>
+        </w:tc>
+        <w:tc>
+          <w:tcPr>
+            <w:tcW w:type="dxa" w:w="2948"/>
+            <w:tcMar>
+              <w:top w:w="90" w:type="dxa"/>
+              <w:start w:w="90" w:type="dxa"/>
+              <w:bottom w:w="90" w:type="dxa"/>
+              <w:end w:w="90" w:type="dxa"/>
+            </w:tcMar>
+            <w:vAlign w:val="top"/>
+            <w:shd w:fill="F5F7F8"/>
+          </w:tcPr>
+          <w:p>
+            <w:pPr>
+              <w:spacing w:after="0"/>
+            </w:pPr>
+            <w:r>
+              <w:rPr>
+                <w:sz w:val="16"/>
+              </w:rPr>
+              <w:t>Klassenleitung meldet Unterrichtsstörung und Handybenutzung</w:t>
+            </w:r>
+          </w:p>
+        </w:tc>
+        <w:tc>
+          <w:tcPr>
+            <w:tcW w:type="dxa" w:w="2494"/>
+            <w:tcMar>
+              <w:top w:w="90" w:type="dxa"/>
+              <w:start w:w="90" w:type="dxa"/>
+              <w:bottom w:w="90" w:type="dxa"/>
+              <w:end w:w="90" w:type="dxa"/>
+            </w:tcMar>
+            <w:vAlign w:val="top"/>
+            <w:shd w:fill="F5F7F8"/>
+          </w:tcPr>
+          <w:p>
+            <w:pPr>
+              <w:spacing w:after="0"/>
+            </w:pPr>
+            <w:r>
+              <w:rPr>
+                <w:sz w:val="16"/>
+              </w:rPr>
+              <w:t>Portalnachricht</w:t>
+            </w:r>
+          </w:p>
+        </w:tc>
+        <w:tc>
+          <w:tcPr>
+            <w:tcW w:type="dxa" w:w="2494"/>
+            <w:tcMar>
+              <w:top w:w="90" w:type="dxa"/>
+              <w:start w:w="90" w:type="dxa"/>
+              <w:bottom w:w="90" w:type="dxa"/>
+              <w:end w:w="90" w:type="dxa"/>
+            </w:tcMar>
+            <w:vAlign w:val="top"/>
+            <w:shd w:fill="F5F7F8"/>
+          </w:tcPr>
+          <w:p>
+            <w:pPr>
+              <w:spacing w:after="0"/>
+            </w:pPr>
+            <w:r>
+              <w:rPr>
+                <w:sz w:val="16"/>
+              </w:rPr>
+              <w:t>Beteiligte und pädagogische Reaktion</w:t>
+            </w:r>
+          </w:p>
+        </w:tc>
+      </w:tr>
+      <w:tr>
+        <w:tc>
+          <w:tcPr>
+            <w:tcW w:type="dxa" w:w="1701"/>
+            <w:tcMar>
+              <w:top w:w="90" w:type="dxa"/>
+              <w:start w:w="90" w:type="dxa"/>
+              <w:bottom w:w="90" w:type="dxa"/>
+              <w:end w:w="90" w:type="dxa"/>
+            </w:tcMar>
+            <w:vAlign w:val="top"/>
+          </w:tcPr>
+          <w:p>
+            <w:pPr>
+              <w:spacing w:after="0"/>
+            </w:pPr>
+            <w:r>
+              <w:rPr>
+                <w:sz w:val="16"/>
+              </w:rPr>
+              <w:t>21. April 2026</w:t>
+            </w:r>
+          </w:p>
+        </w:tc>
+        <w:tc>
+          <w:tcPr>
+            <w:tcW w:type="dxa" w:w="2948"/>
+            <w:tcMar>
+              <w:top w:w="90" w:type="dxa"/>
+              <w:start w:w="90" w:type="dxa"/>
+              <w:bottom w:w="90" w:type="dxa"/>
+              <w:end w:w="90" w:type="dxa"/>
+            </w:tcMar>
+            <w:vAlign w:val="top"/>
+          </w:tcPr>
+          <w:p>
+            <w:pPr>
+              <w:spacing w:after="0"/>
+            </w:pPr>
+            <w:r>
+              <w:rPr>
+                <w:sz w:val="16"/>
+              </w:rPr>
+              <w:t>Handyvideo wird im Klassenchat weitergeleitet</w:t>
+            </w:r>
+          </w:p>
+        </w:tc>
+        <w:tc>
+          <w:tcPr>
+            <w:tcW w:type="dxa" w:w="2494"/>
+            <w:tcMar>
+              <w:top w:w="90" w:type="dxa"/>
+              <w:start w:w="90" w:type="dxa"/>
+              <w:bottom w:w="90" w:type="dxa"/>
+              <w:end w:w="90" w:type="dxa"/>
+            </w:tcMar>
+            <w:vAlign w:val="top"/>
+          </w:tcPr>
+          <w:p>
+            <w:pPr>
+              <w:spacing w:after="0"/>
+            </w:pPr>
+            <w:r>
+              <w:rPr>
+                <w:sz w:val="16"/>
+              </w:rPr>
+              <w:t>Chatbild</w:t>
+            </w:r>
+          </w:p>
+        </w:tc>
+        <w:tc>
+          <w:tcPr>
+            <w:tcW w:type="dxa" w:w="2494"/>
+            <w:tcMar>
+              <w:top w:w="90" w:type="dxa"/>
+              <w:start w:w="90" w:type="dxa"/>
+              <w:bottom w:w="90" w:type="dxa"/>
+              <w:end w:w="90" w:type="dxa"/>
+            </w:tcMar>
+            <w:vAlign w:val="top"/>
+          </w:tcPr>
+          <w:p>
+            <w:pPr>
+              <w:spacing w:after="0"/>
+            </w:pPr>
+            <w:r>
+              <w:rPr>
+                <w:sz w:val="16"/>
+              </w:rPr>
+              <w:t>Urheber, vollständiger Verlauf und vorheriger Streit</w:t>
+            </w:r>
+          </w:p>
+        </w:tc>
+      </w:tr>
+      <w:tr>
+        <w:tc>
+          <w:tcPr>
+            <w:tcW w:type="dxa" w:w="1701"/>
+            <w:tcMar>
+              <w:top w:w="90" w:type="dxa"/>
+              <w:start w:w="90" w:type="dxa"/>
+              <w:bottom w:w="90" w:type="dxa"/>
+              <w:end w:w="90" w:type="dxa"/>
+            </w:tcMar>
+            <w:vAlign w:val="top"/>
+            <w:shd w:fill="F5F7F8"/>
+          </w:tcPr>
+          <w:p>
+            <w:pPr>
+              <w:spacing w:after="0"/>
+            </w:pPr>
+            <w:r>
+              <w:rPr>
+                <w:sz w:val="16"/>
+              </w:rPr>
+              <w:t>24. April 2026</w:t>
+            </w:r>
+          </w:p>
+        </w:tc>
+        <w:tc>
+          <w:tcPr>
+            <w:tcW w:type="dxa" w:w="2948"/>
+            <w:tcMar>
+              <w:top w:w="90" w:type="dxa"/>
+              <w:start w:w="90" w:type="dxa"/>
+              <w:bottom w:w="90" w:type="dxa"/>
+              <w:end w:w="90" w:type="dxa"/>
+            </w:tcMar>
+            <w:vAlign w:val="top"/>
+            <w:shd w:fill="F5F7F8"/>
+          </w:tcPr>
+          <w:p>
+            <w:pPr>
+              <w:spacing w:after="0"/>
+            </w:pPr>
+            <w:r>
+              <w:rPr>
+                <w:sz w:val="16"/>
+              </w:rPr>
+              <w:t>Schule bittet Eltern kurzfristig zum Gespräch</w:t>
+            </w:r>
+          </w:p>
+        </w:tc>
+        <w:tc>
+          <w:tcPr>
+            <w:tcW w:type="dxa" w:w="2494"/>
+            <w:tcMar>
+              <w:top w:w="90" w:type="dxa"/>
+              <w:start w:w="90" w:type="dxa"/>
+              <w:bottom w:w="90" w:type="dxa"/>
+              <w:end w:w="90" w:type="dxa"/>
+            </w:tcMar>
+            <w:vAlign w:val="top"/>
+            <w:shd w:fill="F5F7F8"/>
+          </w:tcPr>
+          <w:p>
+            <w:pPr>
+              <w:spacing w:after="0"/>
+            </w:pPr>
+            <w:r>
+              <w:rPr>
+                <w:sz w:val="16"/>
+              </w:rPr>
+              <w:t>E-Mail</w:t>
+            </w:r>
+          </w:p>
+        </w:tc>
+        <w:tc>
+          <w:tcPr>
+            <w:tcW w:type="dxa" w:w="2494"/>
+            <w:tcMar>
+              <w:top w:w="90" w:type="dxa"/>
+              <w:start w:w="90" w:type="dxa"/>
+              <w:bottom w:w="90" w:type="dxa"/>
+              <w:end w:w="90" w:type="dxa"/>
+            </w:tcMar>
+            <w:vAlign w:val="top"/>
+            <w:shd w:fill="F5F7F8"/>
+          </w:tcPr>
+          <w:p>
+            <w:pPr>
+              <w:spacing w:after="0"/>
+            </w:pPr>
+            <w:r>
+              <w:rPr>
+                <w:sz w:val="16"/>
+              </w:rPr>
+              <w:t>Teilnehmer und Gesprächsprotokoll</w:t>
+            </w:r>
+          </w:p>
+        </w:tc>
+      </w:tr>
+      <w:tr>
+        <w:tc>
+          <w:tcPr>
+            <w:tcW w:type="dxa" w:w="1701"/>
+            <w:tcMar>
+              <w:top w:w="90" w:type="dxa"/>
+              <w:start w:w="90" w:type="dxa"/>
+              <w:bottom w:w="90" w:type="dxa"/>
+              <w:end w:w="90" w:type="dxa"/>
+            </w:tcMar>
+            <w:vAlign w:val="top"/>
+          </w:tcPr>
+          <w:p>
+            <w:pPr>
+              <w:spacing w:after="0"/>
+            </w:pPr>
+            <w:r>
+              <w:rPr>
+                <w:sz w:val="16"/>
+              </w:rPr>
+              <w:t>27. April 2026</w:t>
+            </w:r>
+          </w:p>
+        </w:tc>
+        <w:tc>
+          <w:tcPr>
+            <w:tcW w:type="dxa" w:w="2948"/>
+            <w:tcMar>
+              <w:top w:w="90" w:type="dxa"/>
+              <w:start w:w="90" w:type="dxa"/>
+              <w:bottom w:w="90" w:type="dxa"/>
+              <w:end w:w="90" w:type="dxa"/>
+            </w:tcMar>
+            <w:vAlign w:val="top"/>
+          </w:tcPr>
+          <w:p>
+            <w:pPr>
+              <w:spacing w:after="0"/>
+            </w:pPr>
+            <w:r>
+              <w:rPr>
+                <w:sz w:val="16"/>
+              </w:rPr>
+              <w:t>Gespräch mit Schulleitung; Eltern berichten über Mobbing</w:t>
+            </w:r>
+          </w:p>
+        </w:tc>
+        <w:tc>
+          <w:tcPr>
+            <w:tcW w:type="dxa" w:w="2494"/>
+            <w:tcMar>
+              <w:top w:w="90" w:type="dxa"/>
+              <w:start w:w="90" w:type="dxa"/>
+              <w:bottom w:w="90" w:type="dxa"/>
+              <w:end w:w="90" w:type="dxa"/>
+            </w:tcMar>
+            <w:vAlign w:val="top"/>
+          </w:tcPr>
+          <w:p>
+            <w:pPr>
+              <w:spacing w:after="0"/>
+            </w:pPr>
+            <w:r>
+              <w:rPr>
+                <w:sz w:val="16"/>
+              </w:rPr>
+              <w:t>Elternnotiz</w:t>
+            </w:r>
+          </w:p>
+        </w:tc>
+        <w:tc>
+          <w:tcPr>
+            <w:tcW w:type="dxa" w:w="2494"/>
+            <w:tcMar>
+              <w:top w:w="90" w:type="dxa"/>
+              <w:start w:w="90" w:type="dxa"/>
+              <w:bottom w:w="90" w:type="dxa"/>
+              <w:end w:w="90" w:type="dxa"/>
+            </w:tcMar>
+            <w:vAlign w:val="top"/>
+          </w:tcPr>
+          <w:p>
+            <w:pPr>
+              <w:spacing w:after="0"/>
+            </w:pPr>
+            <w:r>
+              <w:rPr>
+                <w:sz w:val="16"/>
+              </w:rPr>
+              <w:t>Schulseitige Niederschrift fehlt</w:t>
+            </w:r>
+          </w:p>
+        </w:tc>
+      </w:tr>
+      <w:tr>
+        <w:tc>
+          <w:tcPr>
+            <w:tcW w:type="dxa" w:w="1701"/>
+            <w:tcMar>
+              <w:top w:w="90" w:type="dxa"/>
+              <w:start w:w="90" w:type="dxa"/>
+              <w:bottom w:w="90" w:type="dxa"/>
+              <w:end w:w="90" w:type="dxa"/>
+            </w:tcMar>
+            <w:vAlign w:val="top"/>
+            <w:shd w:fill="F5F7F8"/>
+          </w:tcPr>
+          <w:p>
+            <w:pPr>
+              <w:spacing w:after="0"/>
+            </w:pPr>
+            <w:r>
+              <w:rPr>
+                <w:sz w:val="16"/>
+              </w:rPr>
+              <w:t>5. Mai 2026</w:t>
+            </w:r>
+          </w:p>
+        </w:tc>
+        <w:tc>
+          <w:tcPr>
+            <w:tcW w:type="dxa" w:w="2948"/>
+            <w:tcMar>
+              <w:top w:w="90" w:type="dxa"/>
+              <w:start w:w="90" w:type="dxa"/>
+              <w:bottom w:w="90" w:type="dxa"/>
+              <w:end w:w="90" w:type="dxa"/>
+            </w:tcMar>
+            <w:vAlign w:val="top"/>
+            <w:shd w:fill="F5F7F8"/>
+          </w:tcPr>
+          <w:p>
+            <w:pPr>
+              <w:spacing w:after="0"/>
+            </w:pPr>
+            <w:r>
+              <w:rPr>
+                <w:sz w:val="16"/>
+              </w:rPr>
+              <w:t>Schulleitung übersendet Unterrichtsausschluss und empfiehlt Schulwechsel</w:t>
+            </w:r>
+          </w:p>
+        </w:tc>
+        <w:tc>
+          <w:tcPr>
+            <w:tcW w:type="dxa" w:w="2494"/>
+            <w:tcMar>
+              <w:top w:w="90" w:type="dxa"/>
+              <w:start w:w="90" w:type="dxa"/>
+              <w:bottom w:w="90" w:type="dxa"/>
+              <w:end w:w="90" w:type="dxa"/>
+            </w:tcMar>
+            <w:vAlign w:val="top"/>
+            <w:shd w:fill="F5F7F8"/>
+          </w:tcPr>
+          <w:p>
+            <w:pPr>
+              <w:spacing w:after="0"/>
+            </w:pPr>
+            <w:r>
+              <w:rPr>
+                <w:sz w:val="16"/>
+              </w:rPr>
+              <w:t>Brief und Umschlag</w:t>
+            </w:r>
+          </w:p>
+        </w:tc>
+        <w:tc>
+          <w:tcPr>
+            <w:tcW w:type="dxa" w:w="2494"/>
+            <w:tcMar>
+              <w:top w:w="90" w:type="dxa"/>
+              <w:start w:w="90" w:type="dxa"/>
+              <w:bottom w:w="90" w:type="dxa"/>
+              <w:end w:w="90" w:type="dxa"/>
+            </w:tcMar>
+            <w:vAlign w:val="top"/>
+            <w:shd w:fill="F5F7F8"/>
+          </w:tcPr>
+          <w:p>
+            <w:pPr>
+              <w:spacing w:after="0"/>
+            </w:pPr>
+            <w:r>
+              <w:rPr>
+                <w:sz w:val="16"/>
+              </w:rPr>
+              <w:t>Zugang, Rechtsgrundlage, Dauer und Anhörung</w:t>
+            </w:r>
+          </w:p>
+        </w:tc>
+      </w:tr>
+      <w:tr>
+        <w:tc>
+          <w:tcPr>
+            <w:tcW w:type="dxa" w:w="1701"/>
+            <w:tcMar>
+              <w:top w:w="90" w:type="dxa"/>
+              <w:start w:w="90" w:type="dxa"/>
+              <w:bottom w:w="90" w:type="dxa"/>
+              <w:end w:w="90" w:type="dxa"/>
+            </w:tcMar>
+            <w:vAlign w:val="top"/>
+          </w:tcPr>
+          <w:p>
+            <w:pPr>
+              <w:spacing w:after="0"/>
+            </w:pPr>
+            <w:r>
+              <w:rPr>
+                <w:sz w:val="16"/>
+              </w:rPr>
+              <w:t>6. Mai 2026</w:t>
+            </w:r>
+          </w:p>
+        </w:tc>
+        <w:tc>
+          <w:tcPr>
+            <w:tcW w:type="dxa" w:w="2948"/>
+            <w:tcMar>
+              <w:top w:w="90" w:type="dxa"/>
+              <w:start w:w="90" w:type="dxa"/>
+              <w:bottom w:w="90" w:type="dxa"/>
+              <w:end w:w="90" w:type="dxa"/>
+            </w:tcMar>
+            <w:vAlign w:val="top"/>
+          </w:tcPr>
+          <w:p>
+            <w:pPr>
+              <w:spacing w:after="0"/>
+            </w:pPr>
+            <w:r>
+              <w:rPr>
+                <w:sz w:val="16"/>
+              </w:rPr>
+              <w:t>Aufgabenversorgung über Schulportal beginnt</w:t>
+            </w:r>
+          </w:p>
+        </w:tc>
+        <w:tc>
+          <w:tcPr>
+            <w:tcW w:type="dxa" w:w="2494"/>
+            <w:tcMar>
+              <w:top w:w="90" w:type="dxa"/>
+              <w:start w:w="90" w:type="dxa"/>
+              <w:bottom w:w="90" w:type="dxa"/>
+              <w:end w:w="90" w:type="dxa"/>
+            </w:tcMar>
+            <w:vAlign w:val="top"/>
+          </w:tcPr>
+          <w:p>
+            <w:pPr>
+              <w:spacing w:after="0"/>
+            </w:pPr>
+            <w:r>
+              <w:rPr>
+                <w:sz w:val="16"/>
+              </w:rPr>
+              <w:t>Portalexport</w:t>
+            </w:r>
+          </w:p>
+        </w:tc>
+        <w:tc>
+          <w:tcPr>
+            <w:tcW w:type="dxa" w:w="2494"/>
+            <w:tcMar>
+              <w:top w:w="90" w:type="dxa"/>
+              <w:start w:w="90" w:type="dxa"/>
+              <w:bottom w:w="90" w:type="dxa"/>
+              <w:end w:w="90" w:type="dxa"/>
+            </w:tcMar>
+            <w:vAlign w:val="top"/>
+          </w:tcPr>
+          <w:p>
+            <w:pPr>
+              <w:spacing w:after="0"/>
+            </w:pPr>
+            <w:r>
+              <w:rPr>
+                <w:sz w:val="16"/>
+              </w:rPr>
+              <w:t>Lücken in Mathematik und Englisch</w:t>
+            </w:r>
+          </w:p>
+        </w:tc>
+      </w:tr>
+      <w:tr>
+        <w:tc>
+          <w:tcPr>
+            <w:tcW w:type="dxa" w:w="1701"/>
+            <w:tcMar>
+              <w:top w:w="90" w:type="dxa"/>
+              <w:start w:w="90" w:type="dxa"/>
+              <w:bottom w:w="90" w:type="dxa"/>
+              <w:end w:w="90" w:type="dxa"/>
+            </w:tcMar>
+            <w:vAlign w:val="top"/>
+            <w:shd w:fill="F5F7F8"/>
+          </w:tcPr>
+          <w:p>
+            <w:pPr>
+              <w:spacing w:after="0"/>
+            </w:pPr>
+            <w:r>
+              <w:rPr>
+                <w:sz w:val="16"/>
+              </w:rPr>
+              <w:t>18. Mai 2026</w:t>
+            </w:r>
+          </w:p>
+        </w:tc>
+        <w:tc>
+          <w:tcPr>
+            <w:tcW w:type="dxa" w:w="2948"/>
+            <w:tcMar>
+              <w:top w:w="90" w:type="dxa"/>
+              <w:start w:w="90" w:type="dxa"/>
+              <w:bottom w:w="90" w:type="dxa"/>
+              <w:end w:w="90" w:type="dxa"/>
+            </w:tcMar>
+            <w:vAlign w:val="top"/>
+            <w:shd w:fill="F5F7F8"/>
+          </w:tcPr>
+          <w:p>
+            <w:pPr>
+              <w:spacing w:after="0"/>
+            </w:pPr>
+            <w:r>
+              <w:rPr>
+                <w:sz w:val="16"/>
+              </w:rPr>
+              <w:t>Eltern beantragen Akteneinsicht und Rückkehr in den Unterricht</w:t>
+            </w:r>
+          </w:p>
+        </w:tc>
+        <w:tc>
+          <w:tcPr>
+            <w:tcW w:type="dxa" w:w="2494"/>
+            <w:tcMar>
+              <w:top w:w="90" w:type="dxa"/>
+              <w:start w:w="90" w:type="dxa"/>
+              <w:bottom w:w="90" w:type="dxa"/>
+              <w:end w:w="90" w:type="dxa"/>
+            </w:tcMar>
+            <w:vAlign w:val="top"/>
+            <w:shd w:fill="F5F7F8"/>
+          </w:tcPr>
+          <w:p>
+            <w:pPr>
+              <w:spacing w:after="0"/>
+            </w:pPr>
+            <w:r>
+              <w:rPr>
+                <w:sz w:val="16"/>
+              </w:rPr>
+              <w:t>E-Mail 07</w:t>
+            </w:r>
+          </w:p>
+        </w:tc>
+        <w:tc>
+          <w:tcPr>
+            <w:tcW w:type="dxa" w:w="2494"/>
+            <w:tcMar>
+              <w:top w:w="90" w:type="dxa"/>
+              <w:start w:w="90" w:type="dxa"/>
+              <w:bottom w:w="90" w:type="dxa"/>
+              <w:end w:w="90" w:type="dxa"/>
+            </w:tcMar>
+            <w:vAlign w:val="top"/>
+            <w:shd w:fill="F5F7F8"/>
+          </w:tcPr>
+          <w:p>
+            <w:pPr>
+              <w:spacing w:after="0"/>
+            </w:pPr>
+            <w:r>
+              <w:rPr>
+                <w:sz w:val="16"/>
+              </w:rPr>
+              <w:t>Eingang und Bescheidung</w:t>
+            </w:r>
+          </w:p>
+        </w:tc>
+      </w:tr>
+      <w:tr>
+        <w:tc>
+          <w:tcPr>
+            <w:tcW w:type="dxa" w:w="1701"/>
+            <w:tcMar>
+              <w:top w:w="90" w:type="dxa"/>
+              <w:start w:w="90" w:type="dxa"/>
+              <w:bottom w:w="90" w:type="dxa"/>
+              <w:end w:w="90" w:type="dxa"/>
+            </w:tcMar>
+            <w:vAlign w:val="top"/>
+          </w:tcPr>
+          <w:p>
+            <w:pPr>
+              <w:spacing w:after="0"/>
+            </w:pPr>
+            <w:r>
+              <w:rPr>
+                <w:sz w:val="16"/>
+              </w:rPr>
+              <w:t>27. Mai 2026</w:t>
+            </w:r>
+          </w:p>
+        </w:tc>
+        <w:tc>
+          <w:tcPr>
+            <w:tcW w:type="dxa" w:w="2948"/>
+            <w:tcMar>
+              <w:top w:w="90" w:type="dxa"/>
+              <w:start w:w="90" w:type="dxa"/>
+              <w:bottom w:w="90" w:type="dxa"/>
+              <w:end w:w="90" w:type="dxa"/>
+            </w:tcMar>
+            <w:vAlign w:val="top"/>
+          </w:tcPr>
+          <w:p>
+            <w:pPr>
+              <w:spacing w:after="0"/>
+            </w:pPr>
+            <w:r>
+              <w:rPr>
+                <w:sz w:val="16"/>
+              </w:rPr>
+              <w:t>Klassenkonferenz berät Schulwechsel; Förderplan nicht im Auszug erwähnt</w:t>
+            </w:r>
+          </w:p>
+        </w:tc>
+        <w:tc>
+          <w:tcPr>
+            <w:tcW w:type="dxa" w:w="2494"/>
+            <w:tcMar>
+              <w:top w:w="90" w:type="dxa"/>
+              <w:start w:w="90" w:type="dxa"/>
+              <w:bottom w:w="90" w:type="dxa"/>
+              <w:end w:w="90" w:type="dxa"/>
+            </w:tcMar>
+            <w:vAlign w:val="top"/>
+          </w:tcPr>
+          <w:p>
+            <w:pPr>
+              <w:spacing w:after="0"/>
+            </w:pPr>
+            <w:r>
+              <w:rPr>
+                <w:sz w:val="16"/>
+              </w:rPr>
+              <w:t>Protokollauszug</w:t>
+            </w:r>
+          </w:p>
+        </w:tc>
+        <w:tc>
+          <w:tcPr>
+            <w:tcW w:type="dxa" w:w="2494"/>
+            <w:tcMar>
+              <w:top w:w="90" w:type="dxa"/>
+              <w:start w:w="90" w:type="dxa"/>
+              <w:bottom w:w="90" w:type="dxa"/>
+              <w:end w:w="90" w:type="dxa"/>
+            </w:tcMar>
+            <w:vAlign w:val="top"/>
+          </w:tcPr>
+          <w:p>
+            <w:pPr>
+              <w:spacing w:after="0"/>
+            </w:pPr>
+            <w:r>
+              <w:rPr>
+                <w:sz w:val="16"/>
+              </w:rPr>
+              <w:t>Vollständiges Protokoll und Beschlusskompetenz</w:t>
+            </w:r>
+          </w:p>
+        </w:tc>
+      </w:tr>
+      <w:tr>
+        <w:tc>
+          <w:tcPr>
+            <w:tcW w:type="dxa" w:w="1701"/>
+            <w:tcMar>
+              <w:top w:w="90" w:type="dxa"/>
+              <w:start w:w="90" w:type="dxa"/>
+              <w:bottom w:w="90" w:type="dxa"/>
+              <w:end w:w="90" w:type="dxa"/>
+            </w:tcMar>
+            <w:vAlign w:val="top"/>
+            <w:shd w:fill="F5F7F8"/>
+          </w:tcPr>
+          <w:p>
+            <w:pPr>
+              <w:spacing w:after="0"/>
+            </w:pPr>
+            <w:r>
+              <w:rPr>
+                <w:sz w:val="16"/>
+              </w:rPr>
+              <w:t>28. Mai 2026</w:t>
+            </w:r>
+          </w:p>
+        </w:tc>
+        <w:tc>
+          <w:tcPr>
+            <w:tcW w:type="dxa" w:w="2948"/>
+            <w:tcMar>
+              <w:top w:w="90" w:type="dxa"/>
+              <w:start w:w="90" w:type="dxa"/>
+              <w:bottom w:w="90" w:type="dxa"/>
+              <w:end w:w="90" w:type="dxa"/>
+            </w:tcMar>
+            <w:vAlign w:val="top"/>
+            <w:shd w:fill="F5F7F8"/>
+          </w:tcPr>
+          <w:p>
+            <w:pPr>
+              <w:spacing w:after="0"/>
+            </w:pPr>
+            <w:r>
+              <w:rPr>
+                <w:sz w:val="16"/>
+              </w:rPr>
+              <w:t>Mandatsaufnahme</w:t>
+            </w:r>
+          </w:p>
+        </w:tc>
+        <w:tc>
+          <w:tcPr>
+            <w:tcW w:type="dxa" w:w="2494"/>
+            <w:tcMar>
+              <w:top w:w="90" w:type="dxa"/>
+              <w:start w:w="90" w:type="dxa"/>
+              <w:bottom w:w="90" w:type="dxa"/>
+              <w:end w:w="90" w:type="dxa"/>
+            </w:tcMar>
+            <w:vAlign w:val="top"/>
+            <w:shd w:fill="F5F7F8"/>
+          </w:tcPr>
+          <w:p>
+            <w:pPr>
+              <w:spacing w:after="0"/>
+            </w:pPr>
+            <w:r>
+              <w:rPr>
+                <w:sz w:val="16"/>
+              </w:rPr>
+              <w:t>Aktennotiz 01</w:t>
+            </w:r>
+          </w:p>
+        </w:tc>
+        <w:tc>
+          <w:tcPr>
+            <w:tcW w:type="dxa" w:w="2494"/>
+            <w:tcMar>
+              <w:top w:w="90" w:type="dxa"/>
+              <w:start w:w="90" w:type="dxa"/>
+              <w:bottom w:w="90" w:type="dxa"/>
+              <w:end w:w="90" w:type="dxa"/>
+            </w:tcMar>
+            <w:vAlign w:val="top"/>
+            <w:shd w:fill="F5F7F8"/>
+          </w:tcPr>
+          <w:p>
+            <w:pPr>
+              <w:spacing w:after="0"/>
+            </w:pPr>
+            <w:r>
+              <w:rPr>
+                <w:sz w:val="16"/>
+              </w:rPr>
+              <w:t>Vollmacht und Identitätsunterlagen eingegangen</w:t>
+            </w:r>
+          </w:p>
+        </w:tc>
+      </w:tr>
+      <w:tr>
+        <w:tc>
+          <w:tcPr>
+            <w:tcW w:type="dxa" w:w="1701"/>
+            <w:tcMar>
+              <w:top w:w="90" w:type="dxa"/>
+              <w:start w:w="90" w:type="dxa"/>
+              <w:bottom w:w="90" w:type="dxa"/>
+              <w:end w:w="90" w:type="dxa"/>
+            </w:tcMar>
+            <w:vAlign w:val="top"/>
+          </w:tcPr>
+          <w:p>
+            <w:pPr>
+              <w:spacing w:after="0"/>
+            </w:pPr>
+            <w:r>
+              <w:rPr>
+                <w:sz w:val="16"/>
+              </w:rPr>
+              <w:t>3. Juni 2026</w:t>
+            </w:r>
+          </w:p>
+        </w:tc>
+        <w:tc>
+          <w:tcPr>
+            <w:tcW w:type="dxa" w:w="2948"/>
+            <w:tcMar>
+              <w:top w:w="90" w:type="dxa"/>
+              <w:start w:w="90" w:type="dxa"/>
+              <w:bottom w:w="90" w:type="dxa"/>
+              <w:end w:w="90" w:type="dxa"/>
+            </w:tcMar>
+            <w:vAlign w:val="top"/>
+          </w:tcPr>
+          <w:p>
+            <w:pPr>
+              <w:spacing w:after="0"/>
+            </w:pPr>
+            <w:r>
+              <w:rPr>
+                <w:sz w:val="16"/>
+              </w:rPr>
+              <w:t>Biologietest weiterhin im Portal eingetragen</w:t>
+            </w:r>
+          </w:p>
+        </w:tc>
+        <w:tc>
+          <w:tcPr>
+            <w:tcW w:type="dxa" w:w="2494"/>
+            <w:tcMar>
+              <w:top w:w="90" w:type="dxa"/>
+              <w:start w:w="90" w:type="dxa"/>
+              <w:bottom w:w="90" w:type="dxa"/>
+              <w:end w:w="90" w:type="dxa"/>
+            </w:tcMar>
+            <w:vAlign w:val="top"/>
+          </w:tcPr>
+          <w:p>
+            <w:pPr>
+              <w:spacing w:after="0"/>
+            </w:pPr>
+            <w:r>
+              <w:rPr>
+                <w:sz w:val="16"/>
+              </w:rPr>
+              <w:t>Portal-Screenshot</w:t>
+            </w:r>
+          </w:p>
+        </w:tc>
+        <w:tc>
+          <w:tcPr>
+            <w:tcW w:type="dxa" w:w="2494"/>
+            <w:tcMar>
+              <w:top w:w="90" w:type="dxa"/>
+              <w:start w:w="90" w:type="dxa"/>
+              <w:bottom w:w="90" w:type="dxa"/>
+              <w:end w:w="90" w:type="dxa"/>
+            </w:tcMar>
+            <w:vAlign w:val="top"/>
+          </w:tcPr>
+          <w:p>
+            <w:pPr>
+              <w:spacing w:after="0"/>
+            </w:pPr>
+            <w:r>
+              <w:rPr>
+                <w:sz w:val="16"/>
+              </w:rPr>
+              <w:t>Teilnahme, Ersatztermin und Materialzugang</w:t>
+            </w:r>
+          </w:p>
+        </w:tc>
+      </w:tr>
+      <w:tr>
+        <w:tc>
+          <w:tcPr>
+            <w:tcW w:type="dxa" w:w="1701"/>
+            <w:tcMar>
+              <w:top w:w="90" w:type="dxa"/>
+              <w:start w:w="90" w:type="dxa"/>
+              <w:bottom w:w="90" w:type="dxa"/>
+              <w:end w:w="90" w:type="dxa"/>
+            </w:tcMar>
+            <w:vAlign w:val="top"/>
+            <w:shd w:fill="F5F7F8"/>
+          </w:tcPr>
+          <w:p>
+            <w:pPr>
+              <w:spacing w:after="0"/>
+            </w:pPr>
+            <w:r>
+              <w:rPr>
+                <w:sz w:val="16"/>
+              </w:rPr>
+              <w:t>8. Juni 2026</w:t>
+            </w:r>
+          </w:p>
+        </w:tc>
+        <w:tc>
+          <w:tcPr>
+            <w:tcW w:type="dxa" w:w="2948"/>
+            <w:tcMar>
+              <w:top w:w="90" w:type="dxa"/>
+              <w:start w:w="90" w:type="dxa"/>
+              <w:bottom w:w="90" w:type="dxa"/>
+              <w:end w:w="90" w:type="dxa"/>
+            </w:tcMar>
+            <w:vAlign w:val="top"/>
+            <w:shd w:fill="F5F7F8"/>
+          </w:tcPr>
+          <w:p>
+            <w:pPr>
+              <w:spacing w:after="0"/>
+            </w:pPr>
+            <w:r>
+              <w:rPr>
+                <w:sz w:val="16"/>
+              </w:rPr>
+              <w:t>Nächste reguläre Klassenkonferenz</w:t>
+            </w:r>
+          </w:p>
+        </w:tc>
+        <w:tc>
+          <w:tcPr>
+            <w:tcW w:type="dxa" w:w="2494"/>
+            <w:tcMar>
+              <w:top w:w="90" w:type="dxa"/>
+              <w:start w:w="90" w:type="dxa"/>
+              <w:bottom w:w="90" w:type="dxa"/>
+              <w:end w:w="90" w:type="dxa"/>
+            </w:tcMar>
+            <w:vAlign w:val="top"/>
+            <w:shd w:fill="F5F7F8"/>
+          </w:tcPr>
+          <w:p>
+            <w:pPr>
+              <w:spacing w:after="0"/>
+            </w:pPr>
+            <w:r>
+              <w:rPr>
+                <w:sz w:val="16"/>
+              </w:rPr>
+              <w:t>Schulkalender</w:t>
+            </w:r>
+          </w:p>
+        </w:tc>
+        <w:tc>
+          <w:tcPr>
+            <w:tcW w:type="dxa" w:w="2494"/>
+            <w:tcMar>
+              <w:top w:w="90" w:type="dxa"/>
+              <w:start w:w="90" w:type="dxa"/>
+              <w:bottom w:w="90" w:type="dxa"/>
+              <w:end w:w="90" w:type="dxa"/>
+            </w:tcMar>
+            <w:vAlign w:val="top"/>
+            <w:shd w:fill="F5F7F8"/>
+          </w:tcPr>
+          <w:p>
+            <w:pPr>
+              <w:spacing w:after="0"/>
+            </w:pPr>
+            <w:r>
+              <w:rPr>
+                <w:sz w:val="16"/>
+              </w:rPr>
+              <w:t>Tagesordnung und mögliche Entscheidung</w:t>
+            </w:r>
+          </w:p>
+        </w:tc>
+      </w:tr>
+    </w:tbl>
+    <w:p>
+      <w:pPr>
+        <w:spacing w:after="20"/>
+      </w:pPr>
+    </w:p>
+    <w:p>
+      <w:pPr>
+        <w:pStyle w:val="Heading1"/>
+      </w:pPr>
+      <w:r>
+        <w:t>2. Fristen- und Sofortkontrolle</w:t>
+      </w:r>
+    </w:p>
+    <w:tbl>
+      <w:tblPr>
+        <w:tblStyle w:val="TableGrid"/>
+        <w:tblW w:type="auto" w:w="0"/>
+        <w:tblLayout w:type="fixed"/>
+        <w:tblLook w:firstColumn="1" w:firstRow="1" w:lastColumn="0" w:lastRow="0" w:noHBand="0" w:noVBand="1" w:val="04A0"/>
+      </w:tblPr>
+      <w:tblGrid>
+        <w:gridCol w:w="2438"/>
+        <w:gridCol w:w="2268"/>
+        <w:gridCol w:w="3402"/>
+        <w:gridCol w:w="1701"/>
+      </w:tblGrid>
+      <w:tr>
+        <w:tc>
+          <w:tcPr>
+            <w:tcW w:type="dxa" w:w="2395"/>
+            <w:shd w:fill="17324D"/>
+            <w:tcMar>
+              <w:top w:w="90" w:type="dxa"/>
+              <w:start w:w="90" w:type="dxa"/>
+              <w:bottom w:w="90" w:type="dxa"/>
+              <w:end w:w="90" w:type="dxa"/>
+            </w:tcMar>
+          </w:tcPr>
+          <w:p>
+            <w:r>
+              <w:rPr>
+                <w:b/>
+                <w:color w:val="FFFFFF"/>
+                <w:sz w:val="17"/>
+              </w:rPr>
+              <w:t>Vorgang</w:t>
+            </w:r>
+          </w:p>
+        </w:tc>
+        <w:tc>
+          <w:tcPr>
+            <w:tcW w:type="dxa" w:w="2395"/>
+            <w:shd w:fill="17324D"/>
+            <w:tcMar>
+              <w:top w:w="90" w:type="dxa"/>
+              <w:start w:w="90" w:type="dxa"/>
+              <w:bottom w:w="90" w:type="dxa"/>
+              <w:end w:w="90" w:type="dxa"/>
+            </w:tcMar>
+          </w:tcPr>
+          <w:p>
+            <w:r>
+              <w:rPr>
+                <w:b/>
+                <w:color w:val="FFFFFF"/>
+                <w:sz w:val="17"/>
+              </w:rPr>
+              <w:t>Auslöser</w:t>
+            </w:r>
+          </w:p>
+        </w:tc>
+        <w:tc>
+          <w:tcPr>
+            <w:tcW w:type="dxa" w:w="2395"/>
+            <w:shd w:fill="17324D"/>
+            <w:tcMar>
+              <w:top w:w="90" w:type="dxa"/>
+              <w:start w:w="90" w:type="dxa"/>
+              <w:bottom w:w="90" w:type="dxa"/>
+              <w:end w:w="90" w:type="dxa"/>
+            </w:tcMar>
+          </w:tcPr>
+          <w:p>
+            <w:r>
+              <w:rPr>
+                <w:b/>
+                <w:color w:val="FFFFFF"/>
+                <w:sz w:val="17"/>
+              </w:rPr>
+              <w:t>Arbeitsstand</w:t>
+            </w:r>
+          </w:p>
+        </w:tc>
+        <w:tc>
+          <w:tcPr>
+            <w:tcW w:type="dxa" w:w="2395"/>
+            <w:shd w:fill="17324D"/>
+            <w:tcMar>
+              <w:top w:w="90" w:type="dxa"/>
+              <w:start w:w="90" w:type="dxa"/>
+              <w:bottom w:w="90" w:type="dxa"/>
+              <w:end w:w="90" w:type="dxa"/>
+            </w:tcMar>
+          </w:tcPr>
+          <w:p>
+            <w:r>
+              <w:rPr>
+                <w:b/>
+                <w:color w:val="FFFFFF"/>
+                <w:sz w:val="17"/>
+              </w:rPr>
+              <w:t>Wiedervorlage</w:t>
+            </w:r>
+          </w:p>
+        </w:tc>
+      </w:tr>
+      <w:tr>
+        <w:tc>
+          <w:tcPr>
+            <w:tcW w:type="dxa" w:w="2438"/>
+            <w:tcMar>
+              <w:top w:w="90" w:type="dxa"/>
+              <w:start w:w="90" w:type="dxa"/>
+              <w:bottom w:w="90" w:type="dxa"/>
+              <w:end w:w="90" w:type="dxa"/>
+            </w:tcMar>
+            <w:vAlign w:val="top"/>
+          </w:tcPr>
+          <w:p>
+            <w:pPr>
+              <w:spacing w:after="0"/>
+            </w:pPr>
+            <w:r>
+              <w:rPr>
+                <w:sz w:val="16"/>
+              </w:rPr>
+              <w:t>Akteneinsicht</w:t>
+            </w:r>
+          </w:p>
+        </w:tc>
+        <w:tc>
+          <w:tcPr>
+            <w:tcW w:type="dxa" w:w="2268"/>
+            <w:tcMar>
+              <w:top w:w="90" w:type="dxa"/>
+              <w:start w:w="90" w:type="dxa"/>
+              <w:bottom w:w="90" w:type="dxa"/>
+              <w:end w:w="90" w:type="dxa"/>
+            </w:tcMar>
+            <w:vAlign w:val="top"/>
+          </w:tcPr>
+          <w:p>
+            <w:pPr>
+              <w:spacing w:after="0"/>
+            </w:pPr>
+            <w:r>
+              <w:rPr>
+                <w:sz w:val="16"/>
+              </w:rPr>
+              <w:t>Elternmail 18. Mai</w:t>
+            </w:r>
+          </w:p>
+        </w:tc>
+        <w:tc>
+          <w:tcPr>
+            <w:tcW w:type="dxa" w:w="3402"/>
+            <w:tcMar>
+              <w:top w:w="90" w:type="dxa"/>
+              <w:start w:w="90" w:type="dxa"/>
+              <w:bottom w:w="90" w:type="dxa"/>
+              <w:end w:w="90" w:type="dxa"/>
+            </w:tcMar>
+            <w:vAlign w:val="top"/>
+          </w:tcPr>
+          <w:p>
+            <w:pPr>
+              <w:spacing w:after="0"/>
+            </w:pPr>
+            <w:r>
+              <w:rPr>
+                <w:sz w:val="16"/>
+              </w:rPr>
+              <w:t>Erinnerung mit Vollmacht vorbereitet</w:t>
+            </w:r>
+          </w:p>
+        </w:tc>
+        <w:tc>
+          <w:tcPr>
+            <w:tcW w:type="dxa" w:w="1701"/>
+            <w:tcMar>
+              <w:top w:w="90" w:type="dxa"/>
+              <w:start w:w="90" w:type="dxa"/>
+              <w:bottom w:w="90" w:type="dxa"/>
+              <w:end w:w="90" w:type="dxa"/>
+            </w:tcMar>
+            <w:vAlign w:val="top"/>
+          </w:tcPr>
+          <w:p>
+            <w:pPr>
+              <w:spacing w:after="0"/>
+            </w:pPr>
+            <w:r>
+              <w:rPr>
+                <w:sz w:val="16"/>
+              </w:rPr>
+              <w:t>30. Mai 2026</w:t>
+            </w:r>
+          </w:p>
+        </w:tc>
+      </w:tr>
+      <w:tr>
+        <w:tc>
+          <w:tcPr>
+            <w:tcW w:type="dxa" w:w="2438"/>
+            <w:tcMar>
+              <w:top w:w="90" w:type="dxa"/>
+              <w:start w:w="90" w:type="dxa"/>
+              <w:bottom w:w="90" w:type="dxa"/>
+              <w:end w:w="90" w:type="dxa"/>
+            </w:tcMar>
+            <w:vAlign w:val="top"/>
+            <w:shd w:fill="F5F7F8"/>
+          </w:tcPr>
+          <w:p>
+            <w:pPr>
+              <w:spacing w:after="0"/>
+            </w:pPr>
+            <w:r>
+              <w:rPr>
+                <w:sz w:val="16"/>
+              </w:rPr>
+              <w:t>Unterricht und Aufgaben</w:t>
+            </w:r>
+          </w:p>
+        </w:tc>
+        <w:tc>
+          <w:tcPr>
+            <w:tcW w:type="dxa" w:w="2268"/>
+            <w:tcMar>
+              <w:top w:w="90" w:type="dxa"/>
+              <w:start w:w="90" w:type="dxa"/>
+              <w:bottom w:w="90" w:type="dxa"/>
+              <w:end w:w="90" w:type="dxa"/>
+            </w:tcMar>
+            <w:vAlign w:val="top"/>
+            <w:shd w:fill="F5F7F8"/>
+          </w:tcPr>
+          <w:p>
+            <w:pPr>
+              <w:spacing w:after="0"/>
+            </w:pPr>
+            <w:r>
+              <w:rPr>
+                <w:sz w:val="16"/>
+              </w:rPr>
+              <w:t>Ausschluss seit 6. Mai</w:t>
+            </w:r>
+          </w:p>
+        </w:tc>
+        <w:tc>
+          <w:tcPr>
+            <w:tcW w:type="dxa" w:w="3402"/>
+            <w:tcMar>
+              <w:top w:w="90" w:type="dxa"/>
+              <w:start w:w="90" w:type="dxa"/>
+              <w:bottom w:w="90" w:type="dxa"/>
+              <w:end w:w="90" w:type="dxa"/>
+            </w:tcMar>
+            <w:vAlign w:val="top"/>
+            <w:shd w:fill="F5F7F8"/>
+          </w:tcPr>
+          <w:p>
+            <w:pPr>
+              <w:spacing w:after="0"/>
+            </w:pPr>
+            <w:r>
+              <w:rPr>
+                <w:sz w:val="16"/>
+              </w:rPr>
+              <w:t>Schriftliche Zwischenregelung angefordert</w:t>
+            </w:r>
+          </w:p>
+        </w:tc>
+        <w:tc>
+          <w:tcPr>
+            <w:tcW w:type="dxa" w:w="1701"/>
+            <w:tcMar>
+              <w:top w:w="90" w:type="dxa"/>
+              <w:start w:w="90" w:type="dxa"/>
+              <w:bottom w:w="90" w:type="dxa"/>
+              <w:end w:w="90" w:type="dxa"/>
+            </w:tcMar>
+            <w:vAlign w:val="top"/>
+            <w:shd w:fill="F5F7F8"/>
+          </w:tcPr>
+          <w:p>
+            <w:pPr>
+              <w:spacing w:after="0"/>
+            </w:pPr>
+            <w:r>
+              <w:rPr>
+                <w:sz w:val="16"/>
+              </w:rPr>
+              <w:t>30. Mai 2026, 12:00 Uhr</w:t>
+            </w:r>
+          </w:p>
+        </w:tc>
+      </w:tr>
+      <w:tr>
+        <w:tc>
+          <w:tcPr>
+            <w:tcW w:type="dxa" w:w="2438"/>
+            <w:tcMar>
+              <w:top w:w="90" w:type="dxa"/>
+              <w:start w:w="90" w:type="dxa"/>
+              <w:bottom w:w="90" w:type="dxa"/>
+              <w:end w:w="90" w:type="dxa"/>
+            </w:tcMar>
+            <w:vAlign w:val="top"/>
+          </w:tcPr>
+          <w:p>
+            <w:pPr>
+              <w:spacing w:after="0"/>
+            </w:pPr>
+            <w:r>
+              <w:rPr>
+                <w:sz w:val="16"/>
+              </w:rPr>
+              <w:t>Rechtsbehelf</w:t>
+            </w:r>
+          </w:p>
+        </w:tc>
+        <w:tc>
+          <w:tcPr>
+            <w:tcW w:type="dxa" w:w="2268"/>
+            <w:tcMar>
+              <w:top w:w="90" w:type="dxa"/>
+              <w:start w:w="90" w:type="dxa"/>
+              <w:bottom w:w="90" w:type="dxa"/>
+              <w:end w:w="90" w:type="dxa"/>
+            </w:tcMar>
+            <w:vAlign w:val="top"/>
+          </w:tcPr>
+          <w:p>
+            <w:pPr>
+              <w:spacing w:after="0"/>
+            </w:pPr>
+            <w:r>
+              <w:rPr>
+                <w:sz w:val="16"/>
+              </w:rPr>
+              <w:t>Schreiben vom 5. Mai</w:t>
+            </w:r>
+          </w:p>
+        </w:tc>
+        <w:tc>
+          <w:tcPr>
+            <w:tcW w:type="dxa" w:w="3402"/>
+            <w:tcMar>
+              <w:top w:w="90" w:type="dxa"/>
+              <w:start w:w="90" w:type="dxa"/>
+              <w:bottom w:w="90" w:type="dxa"/>
+              <w:end w:w="90" w:type="dxa"/>
+            </w:tcMar>
+            <w:vAlign w:val="top"/>
+          </w:tcPr>
+          <w:p>
+            <w:pPr>
+              <w:spacing w:after="0"/>
+            </w:pPr>
+            <w:r>
+              <w:rPr>
+                <w:sz w:val="16"/>
+              </w:rPr>
+              <w:t>Frist und statthafter Weg nach Landesrecht und Aktenlage prüfen</w:t>
+            </w:r>
+          </w:p>
+        </w:tc>
+        <w:tc>
+          <w:tcPr>
+            <w:tcW w:type="dxa" w:w="1701"/>
+            <w:tcMar>
+              <w:top w:w="90" w:type="dxa"/>
+              <w:start w:w="90" w:type="dxa"/>
+              <w:bottom w:w="90" w:type="dxa"/>
+              <w:end w:w="90" w:type="dxa"/>
+            </w:tcMar>
+            <w:vAlign w:val="top"/>
+          </w:tcPr>
+          <w:p>
+            <w:pPr>
+              <w:spacing w:after="0"/>
+            </w:pPr>
+            <w:r>
+              <w:rPr>
+                <w:sz w:val="16"/>
+              </w:rPr>
+              <w:t>2. Juni 2026</w:t>
+            </w:r>
+          </w:p>
+        </w:tc>
+      </w:tr>
+      <w:tr>
+        <w:tc>
+          <w:tcPr>
+            <w:tcW w:type="dxa" w:w="2438"/>
+            <w:tcMar>
+              <w:top w:w="90" w:type="dxa"/>
+              <w:start w:w="90" w:type="dxa"/>
+              <w:bottom w:w="90" w:type="dxa"/>
+              <w:end w:w="90" w:type="dxa"/>
+            </w:tcMar>
+            <w:vAlign w:val="top"/>
+            <w:shd w:fill="F5F7F8"/>
+          </w:tcPr>
+          <w:p>
+            <w:pPr>
+              <w:spacing w:after="0"/>
+            </w:pPr>
+            <w:r>
+              <w:rPr>
+                <w:sz w:val="16"/>
+              </w:rPr>
+              <w:t>Biologietest</w:t>
+            </w:r>
+          </w:p>
+        </w:tc>
+        <w:tc>
+          <w:tcPr>
+            <w:tcW w:type="dxa" w:w="2268"/>
+            <w:tcMar>
+              <w:top w:w="90" w:type="dxa"/>
+              <w:start w:w="90" w:type="dxa"/>
+              <w:bottom w:w="90" w:type="dxa"/>
+              <w:end w:w="90" w:type="dxa"/>
+            </w:tcMar>
+            <w:vAlign w:val="top"/>
+            <w:shd w:fill="F5F7F8"/>
+          </w:tcPr>
+          <w:p>
+            <w:pPr>
+              <w:spacing w:after="0"/>
+            </w:pPr>
+            <w:r>
+              <w:rPr>
+                <w:sz w:val="16"/>
+              </w:rPr>
+              <w:t>Portaleintrag 3. Juni</w:t>
+            </w:r>
+          </w:p>
+        </w:tc>
+        <w:tc>
+          <w:tcPr>
+            <w:tcW w:type="dxa" w:w="3402"/>
+            <w:tcMar>
+              <w:top w:w="90" w:type="dxa"/>
+              <w:start w:w="90" w:type="dxa"/>
+              <w:bottom w:w="90" w:type="dxa"/>
+              <w:end w:w="90" w:type="dxa"/>
+            </w:tcMar>
+            <w:vAlign w:val="top"/>
+            <w:shd w:fill="F5F7F8"/>
+          </w:tcPr>
+          <w:p>
+            <w:pPr>
+              <w:spacing w:after="0"/>
+            </w:pPr>
+            <w:r>
+              <w:rPr>
+                <w:sz w:val="16"/>
+              </w:rPr>
+              <w:t>Teilnahme und Nachteilsausgleich schriftlich klären</w:t>
+            </w:r>
+          </w:p>
+        </w:tc>
+        <w:tc>
+          <w:tcPr>
+            <w:tcW w:type="dxa" w:w="1701"/>
+            <w:tcMar>
+              <w:top w:w="90" w:type="dxa"/>
+              <w:start w:w="90" w:type="dxa"/>
+              <w:bottom w:w="90" w:type="dxa"/>
+              <w:end w:w="90" w:type="dxa"/>
+            </w:tcMar>
+            <w:vAlign w:val="top"/>
+            <w:shd w:fill="F5F7F8"/>
+          </w:tcPr>
+          <w:p>
+            <w:pPr>
+              <w:spacing w:after="0"/>
+            </w:pPr>
+            <w:r>
+              <w:rPr>
+                <w:sz w:val="16"/>
+              </w:rPr>
+              <w:t>1. Juni 2026</w:t>
+            </w:r>
+          </w:p>
+        </w:tc>
+      </w:tr>
+      <w:tr>
+        <w:tc>
+          <w:tcPr>
+            <w:tcW w:type="dxa" w:w="2438"/>
+            <w:tcMar>
+              <w:top w:w="90" w:type="dxa"/>
+              <w:start w:w="90" w:type="dxa"/>
+              <w:bottom w:w="90" w:type="dxa"/>
+              <w:end w:w="90" w:type="dxa"/>
+            </w:tcMar>
+            <w:vAlign w:val="top"/>
+          </w:tcPr>
+          <w:p>
+            <w:pPr>
+              <w:spacing w:after="0"/>
+            </w:pPr>
+            <w:r>
+              <w:rPr>
+                <w:sz w:val="16"/>
+              </w:rPr>
+              <w:t>Klassenkonferenz</w:t>
+            </w:r>
+          </w:p>
+        </w:tc>
+        <w:tc>
+          <w:tcPr>
+            <w:tcW w:type="dxa" w:w="2268"/>
+            <w:tcMar>
+              <w:top w:w="90" w:type="dxa"/>
+              <w:start w:w="90" w:type="dxa"/>
+              <w:bottom w:w="90" w:type="dxa"/>
+              <w:end w:w="90" w:type="dxa"/>
+            </w:tcMar>
+            <w:vAlign w:val="top"/>
+          </w:tcPr>
+          <w:p>
+            <w:pPr>
+              <w:spacing w:after="0"/>
+            </w:pPr>
+            <w:r>
+              <w:rPr>
+                <w:sz w:val="16"/>
+              </w:rPr>
+              <w:t>Termin 8. Juni</w:t>
+            </w:r>
+          </w:p>
+        </w:tc>
+        <w:tc>
+          <w:tcPr>
+            <w:tcW w:type="dxa" w:w="3402"/>
+            <w:tcMar>
+              <w:top w:w="90" w:type="dxa"/>
+              <w:start w:w="90" w:type="dxa"/>
+              <w:bottom w:w="90" w:type="dxa"/>
+              <w:end w:w="90" w:type="dxa"/>
+            </w:tcMar>
+            <w:vAlign w:val="top"/>
+          </w:tcPr>
+          <w:p>
+            <w:pPr>
+              <w:spacing w:after="0"/>
+            </w:pPr>
+            <w:r>
+              <w:rPr>
+                <w:sz w:val="16"/>
+              </w:rPr>
+              <w:t>Unterlagen und Anhörung vorab sichern</w:t>
+            </w:r>
+          </w:p>
+        </w:tc>
+        <w:tc>
+          <w:tcPr>
+            <w:tcW w:type="dxa" w:w="1701"/>
+            <w:tcMar>
+              <w:top w:w="90" w:type="dxa"/>
+              <w:start w:w="90" w:type="dxa"/>
+              <w:bottom w:w="90" w:type="dxa"/>
+              <w:end w:w="90" w:type="dxa"/>
+            </w:tcMar>
+            <w:vAlign w:val="top"/>
+          </w:tcPr>
+          <w:p>
+            <w:pPr>
+              <w:spacing w:after="0"/>
+            </w:pPr>
+            <w:r>
+              <w:rPr>
+                <w:sz w:val="16"/>
+              </w:rPr>
+              <w:t>4. Juni 2026</w:t>
+            </w:r>
+          </w:p>
+        </w:tc>
+      </w:tr>
+    </w:tbl>
+    <w:p>
+      <w:pPr>
+        <w:spacing w:after="20"/>
+      </w:pPr>
+    </w:p>
+    <w:p>
+      <w:pPr>
+        <w:pStyle w:val="Heading1"/>
+      </w:pPr>
+      <w:r>
+        <w:t>3. Dokumentierte Widersprüche</w:t>
       </w:r>
     </w:p>
     <w:p>
       <w:pPr>
-        <w:pStyle w:val="ListBullet"/>
+        <w:widowControl/>
       </w:pPr>
       <w:r>
-        <w:t>11.04.2026: erste interne Entscheidung.</w:t>
+        <w:t>Das Schreiben der Schulleitung spricht von einem Ausschluss „bis zur Klassenkonferenz“, während der Portalzugang weiterhin Prüfungen und Abgaben ausweist. Die Schule soll Beginn, Ende, Beschulungsform und Prüfungsfolgen schriftlich erklären.</w:t>
       </w:r>
     </w:p>
     <w:p>
       <w:pPr>
-        <w:pStyle w:val="ListBullet"/>
+        <w:widowControl/>
       </w:pPr>
       <w:r>
-        <w:t>24.04.2026: E-Mail mit unklarer Rechtsqualität.</w:t>
+        <w:t>Der Klassenkonferenz-Auszug bezeichnet Amalia als Urheberin des Videos; der vorgelegte Chat zeigt nur eine Weiterleitung. Der vollständige Verlauf und die Originaldatei fehlen.</w:t>
       </w:r>
     </w:p>
     <w:p>
       <w:pPr>
-        <w:pStyle w:val="ListBullet"/>
+        <w:widowControl/>
       </w:pPr>
       <w:r>
-        <w:t>05.05.2026: Bescheid/Protokoll wird übersandt.</w:t>
+        <w:t>Die Schule nennt wiederholte Fördergespräche, die Eltern verfügen aber nur über den Förderplan aus August 2025. Weitere Gesprächsvermerke sind Teil des Akteneinsichtsgesuchs.</w:t>
       </w:r>
     </w:p>
     <w:p>
       <w:pPr>
-        <w:pStyle w:val="ListBullet"/>
+        <w:keepLines/>
+        <w:spacing w:before="120"/>
       </w:pPr>
       <w:r>
-        <w:t>18.05.2026: Betroffene Person bittet um Akteneinsicht.</w:t>
-      </w:r>
-    </w:p>
-    <w:p>
-      <w:pPr>
-        <w:pStyle w:val="ListBullet"/>
-      </w:pPr>
-      <w:r>
-        <w:t>27.05.2026: Fristdruck, weil Alltag/Studienverlauf unmittelbar betroffen ist.</w:t>
+        <w:rPr>
+          <w:b/>
+        </w:rPr>
+        <w:t>J. Weigand · Fristenreferat · Zweitkontrolle Dr. Petra Lindemark</w:t>
       </w:r>
     </w:p>
     <w:sectPr>
+      <w:footerReference w:type="default" r:id="rId9"/>
       <w:pgSz w:w="11906" w:h="16838"/>
-      <w:pgMar w:top="1417" w:right="1417" w:bottom="1417" w:left="1417" w:header="720" w:footer="720" w:gutter="0"/>
+      <w:pgMar w:top="1247" w:right="1134" w:bottom="1020" w:left="1191" w:header="397" w:footer="397" w:gutter="0"/>
       <w:cols w:space="720"/>
       <w:docGrid w:linePitch="360"/>
     </w:sectPr>
   </w:body>
 </w:document>
+</file>
+
+<file path=word/footer1.xml><?xml version="1.0" encoding="utf-8"?>
+<w:ftr xmlns:m="http://schemas.openxmlformats.org/officeDocument/2006/math" xmlns:mc="http://schemas.openxmlformats.org/markup-compatibility/2006" xmlns:mo="http://schemas.microsoft.com/office/mac/office/2008/main" xmlns:mv="urn:schemas-microsoft-com:mac:vml" xmlns:o="urn:schemas-microsoft-com:office:office" xmlns:r="http://schemas.openxmlformats.org/officeDocument/2006/relationships" xmlns:v="urn:schemas-microsoft-com:vml" xmlns:w10="urn:schemas-microsoft-com:office:word" xmlns:w14="http://schemas.microsoft.com/office/word/2010/wordml" xmlns:w="http://schemas.openxmlformats.org/wordprocessingml/2006/main" xmlns:wne="http://schemas.microsoft.com/office/word/2006/wordml" xmlns:wp14="http://schemas.microsoft.com/office/word/2010/wordprocessingDrawing" xmlns:wp="http://schemas.openxmlformats.org/drawingml/2006/wordprocessingDrawing" xmlns:wpc="http://schemas.microsoft.com/office/word/2010/wordprocessingCanvas" xmlns:wpg="http://schemas.microsoft.com/office/word/2010/wordprocessingGroup" xmlns:wpi="http://schemas.microsoft.com/office/word/2010/wordprocessingInk" xmlns:wps="http://schemas.microsoft.com/office/word/2010/wordprocessingShape" mc:Ignorable="w14 wp14">
+  <w:p>
+    <w:pPr>
+      <w:jc w:val="center"/>
+    </w:pPr>
+    <w:r>
+      <w:rPr>
+        <w:color w:val="59636B"/>
+        <w:sz w:val="16"/>
+      </w:rPr>
+      <w:t xml:space="preserve">KANZLEI LINDEMARK · VERWALTUNGSRECHT · PL-188/26-SCH · Seite </w:t>
+    </w:r>
+    <w:r>
+      <w:fldChar w:fldCharType="begin"/>
+      <w:instrText xml:space="preserve"> PAGE </w:instrText>
+      <w:fldChar w:fldCharType="separate"/>
+      <w:t>1</w:t>
+      <w:fldChar w:fldCharType="end"/>
+    </w:r>
+  </w:p>
+</w:ftr>
 </file>
 
 <file path=word/numbering.xml><?xml version="1.0" encoding="utf-8"?>
@@ -426,9 +2779,13 @@
     <w:name w:val="Normal"/>
     <w:qFormat/>
     <w:rsid w:val="00FC693F"/>
+    <w:pPr>
+      <w:spacing w:after="100" w:line="269" w:lineRule="auto"/>
+    </w:pPr>
     <w:rPr>
-      <w:rFonts w:ascii="Times New Roman" w:hAnsi="Times New Roman"/>
-      <w:sz w:val="22"/>
+      <w:rFonts w:ascii="Arial" w:hAnsi="Arial"/>
+      <w:color w:val="20262B"/>
+      <w:sz w:val="20"/>
     </w:rPr>
   </w:style>
   <w:style w:type="paragraph" w:styleId="Header">
@@ -486,14 +2843,15 @@
     <w:pPr>
       <w:keepNext/>
       <w:keepLines/>
-      <w:spacing w:before="480" w:after="0"/>
+      <w:spacing w:before="200" w:after="100"/>
       <w:outlineLvl w:val="0"/>
     </w:pPr>
     <w:rPr>
-      <w:rFonts w:asciiTheme="majorHAnsi" w:eastAsiaTheme="majorEastAsia" w:hAnsiTheme="majorHAnsi" w:cstheme="majorBidi" w:ascii="Times New Roman" w:hAnsi="Times New Roman"/>
+      <w:rFonts w:asciiTheme="majorHAnsi" w:eastAsiaTheme="majorEastAsia" w:hAnsiTheme="majorHAnsi" w:cstheme="majorBidi" w:ascii="Arial" w:hAnsi="Arial"/>
       <w:b/>
       <w:bCs/>
-      <w:sz w:val="28"/>
+      <w:color w:val="17324D"/>
+      <w:sz w:val="26"/>
       <w:szCs w:val="28"/>
     </w:rPr>
   </w:style>
@@ -509,14 +2867,15 @@
     <w:pPr>
       <w:keepNext/>
       <w:keepLines/>
-      <w:spacing w:before="200" w:after="0"/>
+      <w:spacing w:before="200" w:after="100"/>
       <w:outlineLvl w:val="1"/>
     </w:pPr>
     <w:rPr>
-      <w:rFonts w:asciiTheme="majorHAnsi" w:eastAsiaTheme="majorEastAsia" w:hAnsiTheme="majorHAnsi" w:cstheme="majorBidi" w:ascii="Times New Roman" w:hAnsi="Times New Roman"/>
+      <w:rFonts w:asciiTheme="majorHAnsi" w:eastAsiaTheme="majorEastAsia" w:hAnsiTheme="majorHAnsi" w:cstheme="majorBidi" w:ascii="Arial" w:hAnsi="Arial"/>
       <w:b/>
       <w:bCs/>
-      <w:sz w:val="24"/>
+      <w:color w:val="2E668B"/>
+      <w:sz w:val="22"/>
       <w:szCs w:val="26"/>
     </w:rPr>
   </w:style>
@@ -536,10 +2895,10 @@
       <w:outlineLvl w:val="2"/>
     </w:pPr>
     <w:rPr>
-      <w:rFonts w:asciiTheme="majorHAnsi" w:eastAsiaTheme="majorEastAsia" w:hAnsiTheme="majorHAnsi" w:cstheme="majorBidi" w:ascii="Times New Roman" w:hAnsi="Times New Roman"/>
+      <w:rFonts w:asciiTheme="majorHAnsi" w:eastAsiaTheme="majorEastAsia" w:hAnsiTheme="majorHAnsi" w:cstheme="majorBidi"/>
       <w:b/>
       <w:bCs/>
-      <w:sz w:val="22"/>
+      <w:color w:val="4F81BD" w:themeColor="accent1"/>
     </w:rPr>
   </w:style>
   <w:style w:type="paragraph" w:styleId="Heading4">
@@ -770,18 +3129,20 @@
     <w:qFormat/>
     <w:rsid w:val="00FC693F"/>
     <w:pPr>
+      <w:keepNext/>
       <w:pBdr>
         <w:bottom w:val="single" w:sz="8" w:space="4" w:color="4F81BD" w:themeColor="accent1"/>
       </w:pBdr>
-      <w:spacing w:after="300" w:line="240" w:lineRule="auto"/>
+      <w:spacing w:after="100" w:line="240" w:lineRule="auto" w:before="200"/>
       <w:contextualSpacing/>
     </w:pPr>
     <w:rPr>
-      <w:rFonts w:asciiTheme="majorHAnsi" w:eastAsiaTheme="majorEastAsia" w:hAnsiTheme="majorHAnsi" w:cstheme="majorBidi"/>
-      <w:color w:val="17365D" w:themeColor="text2" w:themeShade="BF"/>
+      <w:rFonts w:asciiTheme="majorHAnsi" w:eastAsiaTheme="majorEastAsia" w:hAnsiTheme="majorHAnsi" w:cstheme="majorBidi" w:ascii="Arial" w:hAnsi="Arial"/>
+      <w:b/>
+      <w:color w:val="17324D"/>
       <w:spacing w:val="5"/>
       <w:kern w:val="28"/>
-      <w:sz w:val="52"/>
+      <w:sz w:val="36"/>
       <w:szCs w:val="52"/>
     </w:rPr>
   </w:style>
